--- a/apps/web/public/downloads/openlaw-auto-doc-starter.docx
+++ b/apps/web/public/downloads/openlaw-auto-doc-starter.docx
@@ -101,6 +101,90 @@
               <w:pStyle w:val="Code"/>
             </w:pPr>
             <w:r>
+              <w:t xml:space="preserve">{{client_name|bold}}</w:t>
+            </w:r>
+          </w:p>
+        </w:tc>
+        <w:tc>
+          <w:tcPr>
+            <w:tcW w:w="4138" w:type="dxa"/>
+          </w:tcPr>
+          <w:p>
+            <w:pPr>
+              <w:pStyle w:val="Guide"/>
+            </w:pPr>
+            <w:r>
+              <w:t xml:space="preserve">Makes the name bold</w:t>
+            </w:r>
+          </w:p>
+        </w:tc>
+      </w:tr>
+      <w:tr>
+        <w:tc>
+          <w:tcPr>
+            <w:tcW w:w="5500" w:type="dxa"/>
+          </w:tcPr>
+          <w:p>
+            <w:pPr>
+              <w:pStyle w:val="Code"/>
+            </w:pPr>
+            <w:r>
+              <w:t xml:space="preserve">{{client_name|underline}}</w:t>
+            </w:r>
+          </w:p>
+        </w:tc>
+        <w:tc>
+          <w:tcPr>
+            <w:tcW w:w="4138" w:type="dxa"/>
+          </w:tcPr>
+          <w:p>
+            <w:pPr>
+              <w:pStyle w:val="Guide"/>
+            </w:pPr>
+            <w:r>
+              <w:t xml:space="preserve">Underlines the name</w:t>
+            </w:r>
+          </w:p>
+        </w:tc>
+      </w:tr>
+      <w:tr>
+        <w:tc>
+          <w:tcPr>
+            <w:tcW w:w="5500" w:type="dxa"/>
+          </w:tcPr>
+          <w:p>
+            <w:pPr>
+              <w:pStyle w:val="Code"/>
+            </w:pPr>
+            <w:r>
+              <w:t xml:space="preserve">{{client_name|italic}}</w:t>
+            </w:r>
+          </w:p>
+        </w:tc>
+        <w:tc>
+          <w:tcPr>
+            <w:tcW w:w="4138" w:type="dxa"/>
+          </w:tcPr>
+          <w:p>
+            <w:pPr>
+              <w:pStyle w:val="Guide"/>
+            </w:pPr>
+            <w:r>
+              <w:t xml:space="preserve">Makes the name italic</w:t>
+            </w:r>
+          </w:p>
+        </w:tc>
+      </w:tr>
+      <w:tr>
+        <w:tc>
+          <w:tcPr>
+            <w:tcW w:w="5500" w:type="dxa"/>
+          </w:tcPr>
+          <w:p>
+            <w:pPr>
+              <w:pStyle w:val="Code"/>
+            </w:pPr>
+            <w:r>
               <w:t xml:space="preserve">{{client_name|upper}}</w:t>
             </w:r>
           </w:p>
@@ -338,7 +422,7 @@
         <w:pStyle w:val="Normal"/>
       </w:pPr>
       <w:r>
-        <w:t xml:space="preserve">The Provider shall perform the following services for the Client: {{services}}</w:t>
+        <w:t xml:space="preserve">The Provider shall perform the following services for the Client: {{services|italic}}</w:t>
       </w:r>
     </w:p>
     <w:p>
@@ -448,7 +532,7 @@
               <w:pStyle w:val="Heading2"/>
             </w:pPr>
             <w:r>
-              <w:t xml:space="preserve">For {{provider_name}}</w:t>
+              <w:t xml:space="preserve">For {{provider_name|bold}}</w:t>
             </w:r>
           </w:p>
           <w:p>
@@ -485,7 +569,7 @@
               <w:pStyle w:val="Heading2"/>
             </w:pPr>
             <w:r>
-              <w:t xml:space="preserve">For {{client_name}}</w:t>
+              <w:t xml:space="preserve">For {{client_name|underline}}</w:t>
             </w:r>
           </w:p>
           <w:p>
